--- a/Cover_Letters/Shinoy_IMC_Trading_Python_Software_Engineer_Cover_Letter.docx
+++ b/Cover_Letters/Shinoy_IMC_Trading_Python_Software_Engineer_Cover_Letter.docx
@@ -14,7 +14,7 @@
     </w:p>
     <w:p>
       <w:r>
-        <w:t>September 08, 2026</w:t>
+        <w:t>September 29, 2026</w:t>
       </w:r>
     </w:p>
     <w:p>
@@ -35,7 +35,12 @@
     </w:p>
     <w:p>
       <w:r>
-        <w:t>While my recent background has been focused on test automation and backend data validation for financial institutions, I have experience working with Python and managing complex data workflows. I am comfortable diving into internal tools and collaborating closely with team members to build reliable systems.</w:t>
+        <w:t>My background includes over 8 years of experience building reliable test frameworks, handling backend data validation with SQL, and setting up CI/CD pipelines. Although my core experience leans toward QA engineering and automation rather than core trading systems development, I am comfortable writing scripts, working with backend logic, and diving into technical details to troubleshoot issues.</w:t>
+      </w:r>
+    </w:p>
+    <w:p>
+      <w:r>
+        <w:t>I have also used tools like Gemini Code Assist to streamline script generation and deployment tasks. I am eager to bring my problem-solving skills and technical background to your internal engineering team in Amsterdam.</w:t>
       </w:r>
     </w:p>
     <w:p>
